--- a/Knowledge/3-Work knowledge/1-Software Engineering/2-Testing/5-My Source/1-ISTQB Foundation Level/6-Risk Management/1-Types of Risks/1-Types of Risks in Software Testing.docx
+++ b/Knowledge/3-Work knowledge/1-Software Engineering/2-Testing/5-My Source/1-ISTQB Foundation Level/6-Risk Management/1-Types of Risks/1-Types of Risks in Software Testing.docx
@@ -21,48 +21,39 @@
       </w:pPr>
       <w:r>
         <w:rPr>
-          <w:b/>
+          <w:rFonts w:ascii="Arial" w:eastAsia="Arial" w:hAnsi="Arial"/>
+          <w:sz w:val="18"/>
+          <w:highlight w:val="lightGray"/>
           <w:shd w:val="clear" w:color="auto" w:fill="B7B7B7"/>
         </w:rPr>
-        <w:t># Source</w:t>
-      </w:r>
-      <w:r>
-        <w:rPr>
+        <w:t xml:space="preserve"># Source: Chatgot </w:t>
+      </w:r>
+      <w:r>
+        <w:rPr>
+          <w:rFonts w:ascii="Arial" w:eastAsia="Arial" w:hAnsi="Arial"/>
+          <w:sz w:val="18"/>
+          <w:szCs w:val="14"/>
+          <w:highlight w:val="lightGray"/>
           <w:shd w:val="clear" w:color="auto" w:fill="B7B7B7"/>
         </w:rPr>
-        <w:t xml:space="preserve">: </w:t>
-      </w:r>
-      <w:r>
-        <w:rPr>
-          <w:b/>
+        <w:t>(GPT</w:t>
+      </w:r>
+      <w:r>
+        <w:rPr>
+          <w:rFonts w:ascii="Arial" w:eastAsia="Arial" w:hAnsi="Arial" w:cs="Cambria Math"/>
+          <w:sz w:val="18"/>
+          <w:szCs w:val="14"/>
+          <w:highlight w:val="lightGray"/>
           <w:shd w:val="clear" w:color="auto" w:fill="B7B7B7"/>
         </w:rPr>
-        <w:t xml:space="preserve">Chatgot </w:t>
-      </w:r>
-      <w:r>
-        <w:rPr>
-          <w:b/>
-          <w:sz w:val="14"/>
+        <w:t>‑</w:t>
+      </w:r>
+      <w:r>
+        <w:rPr>
+          <w:rFonts w:ascii="Arial" w:eastAsia="Arial" w:hAnsi="Arial"/>
+          <w:sz w:val="18"/>
           <w:szCs w:val="14"/>
-          <w:shd w:val="clear" w:color="auto" w:fill="B7B7B7"/>
-        </w:rPr>
-        <w:t>(GPT</w:t>
-      </w:r>
-      <w:r>
-        <w:rPr>
-          <w:rFonts w:ascii="Cambria Math" w:hAnsi="Cambria Math" w:cs="Cambria Math"/>
-          <w:b/>
-          <w:sz w:val="14"/>
-          <w:szCs w:val="14"/>
-          <w:shd w:val="clear" w:color="auto" w:fill="B7B7B7"/>
-        </w:rPr>
-        <w:t>‑</w:t>
-      </w:r>
-      <w:r>
-        <w:rPr>
-          <w:b/>
-          <w:sz w:val="14"/>
-          <w:szCs w:val="14"/>
+          <w:highlight w:val="lightGray"/>
           <w:shd w:val="clear" w:color="auto" w:fill="B7B7B7"/>
         </w:rPr>
         <w:t>5 Mini) at [8/17/2025]</w:t>
@@ -74,7 +65,7 @@
           <w:ilvl w:val="0"/>
           <w:numId w:val="1"/>
         </w:numPr>
-        <w:spacing w:before="240"/>
+        <w:spacing w:before="240" w:after="0" w:line="276" w:lineRule="auto"/>
         <w:rPr>
           <w:color w:val="000000"/>
         </w:rPr>
@@ -105,6 +96,7 @@
           <w:ilvl w:val="1"/>
           <w:numId w:val="1"/>
         </w:numPr>
+        <w:spacing w:after="0" w:line="276" w:lineRule="auto"/>
         <w:rPr>
           <w:rFonts w:ascii="Roboto Mono" w:eastAsia="Roboto Mono" w:hAnsi="Roboto Mono" w:cs="Roboto Mono"/>
           <w:color w:val="000000"/>
@@ -137,6 +129,7 @@
           <w:ilvl w:val="0"/>
           <w:numId w:val="1"/>
         </w:numPr>
+        <w:spacing w:after="0" w:line="276" w:lineRule="auto"/>
         <w:rPr>
           <w:color w:val="000000"/>
         </w:rPr>
@@ -167,6 +160,7 @@
           <w:ilvl w:val="1"/>
           <w:numId w:val="1"/>
         </w:numPr>
+        <w:spacing w:after="0" w:line="276" w:lineRule="auto"/>
         <w:rPr>
           <w:rFonts w:ascii="Roboto Mono" w:eastAsia="Roboto Mono" w:hAnsi="Roboto Mono" w:cs="Roboto Mono"/>
           <w:color w:val="000000"/>
@@ -199,6 +193,7 @@
           <w:ilvl w:val="0"/>
           <w:numId w:val="1"/>
         </w:numPr>
+        <w:spacing w:after="0" w:line="276" w:lineRule="auto"/>
         <w:rPr>
           <w:color w:val="000000"/>
         </w:rPr>
@@ -229,6 +224,7 @@
           <w:ilvl w:val="1"/>
           <w:numId w:val="1"/>
         </w:numPr>
+        <w:spacing w:after="0" w:line="276" w:lineRule="auto"/>
         <w:rPr>
           <w:rFonts w:ascii="Roboto Mono" w:eastAsia="Roboto Mono" w:hAnsi="Roboto Mono" w:cs="Roboto Mono"/>
           <w:color w:val="000000"/>
@@ -261,6 +257,7 @@
           <w:ilvl w:val="0"/>
           <w:numId w:val="1"/>
         </w:numPr>
+        <w:spacing w:after="0" w:line="276" w:lineRule="auto"/>
         <w:rPr>
           <w:rFonts w:ascii="Roboto Mono" w:eastAsia="Roboto Mono" w:hAnsi="Roboto Mono" w:cs="Roboto Mono"/>
           <w:color w:val="000000"/>
@@ -287,6 +284,7 @@
           <w:ilvl w:val="1"/>
           <w:numId w:val="1"/>
         </w:numPr>
+        <w:spacing w:after="0" w:line="276" w:lineRule="auto"/>
         <w:rPr>
           <w:rFonts w:ascii="Roboto Mono" w:eastAsia="Roboto Mono" w:hAnsi="Roboto Mono" w:cs="Roboto Mono"/>
           <w:color w:val="000000"/>
@@ -319,6 +317,7 @@
           <w:ilvl w:val="0"/>
           <w:numId w:val="1"/>
         </w:numPr>
+        <w:spacing w:after="0" w:line="276" w:lineRule="auto"/>
         <w:rPr>
           <w:rFonts w:ascii="Roboto Mono" w:eastAsia="Roboto Mono" w:hAnsi="Roboto Mono" w:cs="Roboto Mono"/>
           <w:color w:val="000000"/>
@@ -345,7 +344,7 @@
           <w:ilvl w:val="1"/>
           <w:numId w:val="1"/>
         </w:numPr>
-        <w:spacing w:after="240"/>
+        <w:spacing w:after="240" w:line="276" w:lineRule="auto"/>
         <w:rPr>
           <w:rFonts w:ascii="Roboto Mono" w:eastAsia="Roboto Mono" w:hAnsi="Roboto Mono" w:cs="Roboto Mono"/>
           <w:color w:val="000000"/>
@@ -372,12 +371,13 @@
         <w:br/>
       </w:r>
     </w:p>
+    <w:p/>
     <w:p/>
     <w:sectPr>
       <w:pgSz w:w="12240" w:h="15840"/>
       <w:pgMar w:top="1440" w:right="1440" w:bottom="1440" w:left="1440" w:header="720" w:footer="720" w:gutter="0"/>
-      <w:pgNumType w:start="1"/>
       <w:cols w:space="720"/>
+      <w:docGrid w:linePitch="360"/>
     </w:sectPr>
   </w:body>
 </w:document>
@@ -904,18 +904,6 @@
   <w:style w:type="paragraph" w:default="1" w:styleId="Normal">
     <w:name w:val="Normal"/>
     <w:qFormat/>
-    <w:rsid w:val="00C06202"/>
-    <w:pPr>
-      <w:spacing w:after="0" w:line="276" w:lineRule="auto"/>
-    </w:pPr>
-    <w:rPr>
-      <w:rFonts w:ascii="Arial" w:eastAsia="Arial" w:hAnsi="Arial" w:cs="Arial"/>
-      <w:kern w:val="0"/>
-      <w:sz w:val="22"/>
-      <w:szCs w:val="22"/>
-      <w:lang w:val="en"/>
-      <w14:ligatures w14:val="none"/>
-    </w:rPr>
   </w:style>
   <w:style w:type="paragraph" w:styleId="Heading1">
     <w:name w:val="heading 1"/>
@@ -924,7 +912,7 @@
     <w:link w:val="Heading1Char"/>
     <w:uiPriority w:val="9"/>
     <w:qFormat/>
-    <w:rsid w:val="00AD395F"/>
+    <w:rsid w:val="003F222A"/>
     <w:pPr>
       <w:keepNext/>
       <w:keepLines/>
@@ -947,7 +935,7 @@
     <w:semiHidden/>
     <w:unhideWhenUsed/>
     <w:qFormat/>
-    <w:rsid w:val="00AD395F"/>
+    <w:rsid w:val="003F222A"/>
     <w:pPr>
       <w:keepNext/>
       <w:keepLines/>
@@ -970,7 +958,7 @@
     <w:semiHidden/>
     <w:unhideWhenUsed/>
     <w:qFormat/>
-    <w:rsid w:val="00AD395F"/>
+    <w:rsid w:val="003F222A"/>
     <w:pPr>
       <w:keepNext/>
       <w:keepLines/>
@@ -993,7 +981,7 @@
     <w:semiHidden/>
     <w:unhideWhenUsed/>
     <w:qFormat/>
-    <w:rsid w:val="00AD395F"/>
+    <w:rsid w:val="003F222A"/>
     <w:pPr>
       <w:keepNext/>
       <w:keepLines/>
@@ -1016,7 +1004,7 @@
     <w:semiHidden/>
     <w:unhideWhenUsed/>
     <w:qFormat/>
-    <w:rsid w:val="00AD395F"/>
+    <w:rsid w:val="003F222A"/>
     <w:pPr>
       <w:keepNext/>
       <w:keepLines/>
@@ -1037,11 +1025,11 @@
     <w:semiHidden/>
     <w:unhideWhenUsed/>
     <w:qFormat/>
-    <w:rsid w:val="00AD395F"/>
+    <w:rsid w:val="003F222A"/>
     <w:pPr>
       <w:keepNext/>
       <w:keepLines/>
-      <w:spacing w:before="40"/>
+      <w:spacing w:before="40" w:after="0"/>
       <w:outlineLvl w:val="5"/>
     </w:pPr>
     <w:rPr>
@@ -1060,11 +1048,11 @@
     <w:semiHidden/>
     <w:unhideWhenUsed/>
     <w:qFormat/>
-    <w:rsid w:val="00AD395F"/>
+    <w:rsid w:val="003F222A"/>
     <w:pPr>
       <w:keepNext/>
       <w:keepLines/>
-      <w:spacing w:before="40"/>
+      <w:spacing w:before="40" w:after="0"/>
       <w:outlineLvl w:val="6"/>
     </w:pPr>
     <w:rPr>
@@ -1081,10 +1069,11 @@
     <w:semiHidden/>
     <w:unhideWhenUsed/>
     <w:qFormat/>
-    <w:rsid w:val="00AD395F"/>
+    <w:rsid w:val="003F222A"/>
     <w:pPr>
       <w:keepNext/>
       <w:keepLines/>
+      <w:spacing w:after="0"/>
       <w:outlineLvl w:val="7"/>
     </w:pPr>
     <w:rPr>
@@ -1103,10 +1092,11 @@
     <w:semiHidden/>
     <w:unhideWhenUsed/>
     <w:qFormat/>
-    <w:rsid w:val="00AD395F"/>
+    <w:rsid w:val="003F222A"/>
     <w:pPr>
       <w:keepNext/>
       <w:keepLines/>
+      <w:spacing w:after="0"/>
       <w:outlineLvl w:val="8"/>
     </w:pPr>
     <w:rPr>
@@ -1146,7 +1136,7 @@
     <w:basedOn w:val="DefaultParagraphFont"/>
     <w:link w:val="Heading1"/>
     <w:uiPriority w:val="9"/>
-    <w:rsid w:val="00AD395F"/>
+    <w:rsid w:val="003F222A"/>
     <w:rPr>
       <w:rFonts w:asciiTheme="majorHAnsi" w:eastAsiaTheme="majorEastAsia" w:hAnsiTheme="majorHAnsi" w:cstheme="majorBidi"/>
       <w:color w:val="2F5496" w:themeColor="accent1" w:themeShade="BF"/>
@@ -1160,7 +1150,7 @@
     <w:link w:val="Heading2"/>
     <w:uiPriority w:val="9"/>
     <w:semiHidden/>
-    <w:rsid w:val="00AD395F"/>
+    <w:rsid w:val="003F222A"/>
     <w:rPr>
       <w:rFonts w:asciiTheme="majorHAnsi" w:eastAsiaTheme="majorEastAsia" w:hAnsiTheme="majorHAnsi" w:cstheme="majorBidi"/>
       <w:color w:val="2F5496" w:themeColor="accent1" w:themeShade="BF"/>
@@ -1174,7 +1164,7 @@
     <w:link w:val="Heading3"/>
     <w:uiPriority w:val="9"/>
     <w:semiHidden/>
-    <w:rsid w:val="00AD395F"/>
+    <w:rsid w:val="003F222A"/>
     <w:rPr>
       <w:rFonts w:eastAsiaTheme="majorEastAsia" w:cstheme="majorBidi"/>
       <w:color w:val="2F5496" w:themeColor="accent1" w:themeShade="BF"/>
@@ -1188,7 +1178,7 @@
     <w:link w:val="Heading4"/>
     <w:uiPriority w:val="9"/>
     <w:semiHidden/>
-    <w:rsid w:val="00AD395F"/>
+    <w:rsid w:val="003F222A"/>
     <w:rPr>
       <w:rFonts w:eastAsiaTheme="majorEastAsia" w:cstheme="majorBidi"/>
       <w:i/>
@@ -1202,7 +1192,7 @@
     <w:link w:val="Heading5"/>
     <w:uiPriority w:val="9"/>
     <w:semiHidden/>
-    <w:rsid w:val="00AD395F"/>
+    <w:rsid w:val="003F222A"/>
     <w:rPr>
       <w:rFonts w:eastAsiaTheme="majorEastAsia" w:cstheme="majorBidi"/>
       <w:color w:val="2F5496" w:themeColor="accent1" w:themeShade="BF"/>
@@ -1214,7 +1204,7 @@
     <w:link w:val="Heading6"/>
     <w:uiPriority w:val="9"/>
     <w:semiHidden/>
-    <w:rsid w:val="00AD395F"/>
+    <w:rsid w:val="003F222A"/>
     <w:rPr>
       <w:rFonts w:eastAsiaTheme="majorEastAsia" w:cstheme="majorBidi"/>
       <w:i/>
@@ -1228,7 +1218,7 @@
     <w:link w:val="Heading7"/>
     <w:uiPriority w:val="9"/>
     <w:semiHidden/>
-    <w:rsid w:val="00AD395F"/>
+    <w:rsid w:val="003F222A"/>
     <w:rPr>
       <w:rFonts w:eastAsiaTheme="majorEastAsia" w:cstheme="majorBidi"/>
       <w:color w:val="595959" w:themeColor="text1" w:themeTint="A6"/>
@@ -1240,7 +1230,7 @@
     <w:link w:val="Heading8"/>
     <w:uiPriority w:val="9"/>
     <w:semiHidden/>
-    <w:rsid w:val="00AD395F"/>
+    <w:rsid w:val="003F222A"/>
     <w:rPr>
       <w:rFonts w:eastAsiaTheme="majorEastAsia" w:cstheme="majorBidi"/>
       <w:i/>
@@ -1254,7 +1244,7 @@
     <w:link w:val="Heading9"/>
     <w:uiPriority w:val="9"/>
     <w:semiHidden/>
-    <w:rsid w:val="00AD395F"/>
+    <w:rsid w:val="003F222A"/>
     <w:rPr>
       <w:rFonts w:eastAsiaTheme="majorEastAsia" w:cstheme="majorBidi"/>
       <w:color w:val="272727" w:themeColor="text1" w:themeTint="D8"/>
@@ -1267,7 +1257,7 @@
     <w:link w:val="TitleChar"/>
     <w:uiPriority w:val="10"/>
     <w:qFormat/>
-    <w:rsid w:val="00AD395F"/>
+    <w:rsid w:val="003F222A"/>
     <w:pPr>
       <w:spacing w:after="80" w:line="240" w:lineRule="auto"/>
       <w:contextualSpacing/>
@@ -1285,7 +1275,7 @@
     <w:basedOn w:val="DefaultParagraphFont"/>
     <w:link w:val="Title"/>
     <w:uiPriority w:val="10"/>
-    <w:rsid w:val="00AD395F"/>
+    <w:rsid w:val="003F222A"/>
     <w:rPr>
       <w:rFonts w:asciiTheme="majorHAnsi" w:eastAsiaTheme="majorEastAsia" w:hAnsiTheme="majorHAnsi" w:cstheme="majorBidi"/>
       <w:spacing w:val="-10"/>
@@ -1301,7 +1291,7 @@
     <w:link w:val="SubtitleChar"/>
     <w:uiPriority w:val="11"/>
     <w:qFormat/>
-    <w:rsid w:val="00AD395F"/>
+    <w:rsid w:val="003F222A"/>
     <w:pPr>
       <w:numPr>
         <w:ilvl w:val="1"/>
@@ -1320,7 +1310,7 @@
     <w:basedOn w:val="DefaultParagraphFont"/>
     <w:link w:val="Subtitle"/>
     <w:uiPriority w:val="11"/>
-    <w:rsid w:val="00AD395F"/>
+    <w:rsid w:val="003F222A"/>
     <w:rPr>
       <w:rFonts w:eastAsiaTheme="majorEastAsia" w:cstheme="majorBidi"/>
       <w:color w:val="595959" w:themeColor="text1" w:themeTint="A6"/>
@@ -1336,7 +1326,7 @@
     <w:link w:val="QuoteChar"/>
     <w:uiPriority w:val="29"/>
     <w:qFormat/>
-    <w:rsid w:val="00AD395F"/>
+    <w:rsid w:val="003F222A"/>
     <w:pPr>
       <w:spacing w:before="160"/>
       <w:jc w:val="center"/>
@@ -1352,7 +1342,7 @@
     <w:basedOn w:val="DefaultParagraphFont"/>
     <w:link w:val="Quote"/>
     <w:uiPriority w:val="29"/>
-    <w:rsid w:val="00AD395F"/>
+    <w:rsid w:val="003F222A"/>
     <w:rPr>
       <w:i/>
       <w:iCs/>
@@ -1364,7 +1354,7 @@
     <w:basedOn w:val="Normal"/>
     <w:uiPriority w:val="34"/>
     <w:qFormat/>
-    <w:rsid w:val="00AD395F"/>
+    <w:rsid w:val="003F222A"/>
     <w:pPr>
       <w:ind w:left="720"/>
       <w:contextualSpacing/>
@@ -1375,7 +1365,7 @@
     <w:basedOn w:val="DefaultParagraphFont"/>
     <w:uiPriority w:val="21"/>
     <w:qFormat/>
-    <w:rsid w:val="00AD395F"/>
+    <w:rsid w:val="003F222A"/>
     <w:rPr>
       <w:i/>
       <w:iCs/>
@@ -1389,7 +1379,7 @@
     <w:link w:val="IntenseQuoteChar"/>
     <w:uiPriority w:val="30"/>
     <w:qFormat/>
-    <w:rsid w:val="00AD395F"/>
+    <w:rsid w:val="003F222A"/>
     <w:pPr>
       <w:pBdr>
         <w:top w:val="single" w:sz="4" w:space="10" w:color="2F5496" w:themeColor="accent1" w:themeShade="BF"/>
@@ -1410,7 +1400,7 @@
     <w:basedOn w:val="DefaultParagraphFont"/>
     <w:link w:val="IntenseQuote"/>
     <w:uiPriority w:val="30"/>
-    <w:rsid w:val="00AD395F"/>
+    <w:rsid w:val="003F222A"/>
     <w:rPr>
       <w:i/>
       <w:iCs/>
@@ -1422,7 +1412,7 @@
     <w:basedOn w:val="DefaultParagraphFont"/>
     <w:uiPriority w:val="32"/>
     <w:qFormat/>
-    <w:rsid w:val="00AD395F"/>
+    <w:rsid w:val="003F222A"/>
     <w:rPr>
       <w:b/>
       <w:bCs/>
